--- a/Section9_Resource_Server_Behind_API_Gateway/1- Enable Directed Access Grandt.docx
+++ b/Section9_Resource_Server_Behind_API_Gateway/1- Enable Directed Access Grandt.docx
@@ -6,12 +6,22 @@
       <w:pPr>
         <w:jc w:val="center"/>
         <w:rPr>
+          <w:rFonts w:hint="cs"/>
+          <w:color w:val="FF0000"/>
+          <w:sz w:val="48"/>
+          <w:szCs w:val="48"/>
+          <w:cs/>
+        </w:rPr>
+      </w:pPr>
+      <w:r>
+        <w:rPr>
           <w:rFonts w:cs="Times New Roman"/>
           <w:color w:val="FF0000"/>
           <w:sz w:val="48"/>
           <w:szCs w:val="48"/>
         </w:rPr>
-      </w:pPr>
+        <w:t>Enable Directed Access Grandt</w:t>
+      </w:r>
       <w:r>
         <w:rPr>
           <w:rFonts w:cs="Times New Roman"/>
@@ -19,7 +29,17 @@
           <w:sz w:val="48"/>
           <w:szCs w:val="48"/>
         </w:rPr>
-        <w:t>Enable Directed Access Grandt</w:t>
+        <w:t>(</w:t>
+      </w:r>
+      <w:r>
+        <w:rPr>
+          <w:rFonts w:hint="cs"/>
+          <w:color w:val="FF0000"/>
+          <w:sz w:val="48"/>
+          <w:szCs w:val="48"/>
+          <w:cs/>
+        </w:rPr>
+        <w:t>ការផ្តល់សិទ្ធ)</w:t>
       </w:r>
     </w:p>
     <w:p>
@@ -65,18 +85,8 @@
           <w:sz w:val="48"/>
           <w:szCs w:val="48"/>
         </w:rPr>
-        <w:t xml:space="preserve">From </w:t>
+        <w:t>From Keycloak</w:t>
       </w:r>
-      <w:proofErr w:type="spellStart"/>
-      <w:r>
-        <w:rPr>
-          <w:color w:val="FF0000"/>
-          <w:sz w:val="48"/>
-          <w:szCs w:val="48"/>
-        </w:rPr>
-        <w:t>Keycloak</w:t>
-      </w:r>
-      <w:proofErr w:type="spellEnd"/>
     </w:p>
     <w:p>
       <w:pPr>
@@ -101,7 +111,6 @@
           <w:szCs w:val="48"/>
         </w:rPr>
       </w:pPr>
-      <w:proofErr w:type="spellStart"/>
       <w:proofErr w:type="gramStart"/>
       <w:r>
         <w:rPr>
@@ -109,16 +118,7 @@
           <w:sz w:val="48"/>
           <w:szCs w:val="48"/>
         </w:rPr>
-        <w:t>Keycloak</w:t>
-      </w:r>
-      <w:proofErr w:type="spellEnd"/>
-      <w:r>
-        <w:rPr>
-          <w:color w:val="FF0000"/>
-          <w:sz w:val="48"/>
-          <w:szCs w:val="48"/>
-        </w:rPr>
-        <w:t xml:space="preserve"> :</w:t>
+        <w:t>Keycloak :</w:t>
       </w:r>
       <w:proofErr w:type="gramEnd"/>
       <w:r>
@@ -142,7 +142,6 @@
     <w:p>
       <w:pPr>
         <w:rPr>
-          <w:rFonts w:hint="cs"/>
           <w:color w:val="FF0000"/>
           <w:sz w:val="48"/>
           <w:szCs w:val="48"/>
@@ -150,6 +149,7 @@
       </w:pPr>
       <w:r>
         <w:rPr>
+          <w:noProof/>
           <w:color w:val="FF0000"/>
           <w:sz w:val="48"/>
           <w:szCs w:val="48"/>
@@ -208,79 +208,70 @@
     <w:p>
       <w:pPr>
         <w:rPr>
-          <w:rFonts w:hint="cs"/>
-          <w:sz w:val="48"/>
-          <w:szCs w:val="48"/>
-        </w:rPr>
-      </w:pPr>
-    </w:p>
-    <w:p>
-      <w:pPr>
-        <w:rPr>
-          <w:rFonts w:hint="cs"/>
-          <w:sz w:val="48"/>
-          <w:szCs w:val="48"/>
-        </w:rPr>
-      </w:pPr>
-    </w:p>
-    <w:p>
-      <w:pPr>
-        <w:rPr>
-          <w:rFonts w:hint="cs"/>
-          <w:sz w:val="48"/>
-          <w:szCs w:val="48"/>
-        </w:rPr>
-      </w:pPr>
-    </w:p>
-    <w:p>
-      <w:pPr>
-        <w:rPr>
-          <w:rFonts w:hint="cs"/>
-          <w:sz w:val="48"/>
-          <w:szCs w:val="48"/>
-        </w:rPr>
-      </w:pPr>
-    </w:p>
-    <w:p>
-      <w:pPr>
-        <w:rPr>
-          <w:rFonts w:hint="cs"/>
-          <w:sz w:val="48"/>
-          <w:szCs w:val="48"/>
-        </w:rPr>
-      </w:pPr>
-    </w:p>
-    <w:p>
-      <w:pPr>
-        <w:rPr>
-          <w:rFonts w:hint="cs"/>
-          <w:sz w:val="48"/>
-          <w:szCs w:val="48"/>
-        </w:rPr>
-      </w:pPr>
-    </w:p>
-    <w:p>
-      <w:pPr>
-        <w:rPr>
-          <w:rFonts w:hint="cs"/>
-          <w:sz w:val="48"/>
-          <w:szCs w:val="48"/>
-        </w:rPr>
-      </w:pPr>
-    </w:p>
-    <w:p>
-      <w:pPr>
-        <w:rPr>
-          <w:rFonts w:hint="cs"/>
-          <w:sz w:val="48"/>
-          <w:szCs w:val="48"/>
-        </w:rPr>
-      </w:pPr>
-    </w:p>
-    <w:p>
-      <w:pPr>
-        <w:rPr>
-          <w:rFonts w:hint="cs"/>
+          <w:sz w:val="48"/>
+          <w:szCs w:val="48"/>
+        </w:rPr>
+      </w:pPr>
+    </w:p>
+    <w:p>
+      <w:pPr>
+        <w:rPr>
+          <w:sz w:val="48"/>
+          <w:szCs w:val="48"/>
+        </w:rPr>
+      </w:pPr>
+    </w:p>
+    <w:p>
+      <w:pPr>
+        <w:rPr>
+          <w:sz w:val="48"/>
+          <w:szCs w:val="48"/>
+        </w:rPr>
+      </w:pPr>
+    </w:p>
+    <w:p>
+      <w:pPr>
+        <w:rPr>
+          <w:sz w:val="48"/>
+          <w:szCs w:val="48"/>
+        </w:rPr>
+      </w:pPr>
+    </w:p>
+    <w:p>
+      <w:pPr>
+        <w:rPr>
+          <w:sz w:val="48"/>
+          <w:szCs w:val="48"/>
+        </w:rPr>
+      </w:pPr>
+    </w:p>
+    <w:p>
+      <w:pPr>
+        <w:rPr>
+          <w:sz w:val="48"/>
+          <w:szCs w:val="48"/>
+        </w:rPr>
+      </w:pPr>
+    </w:p>
+    <w:p>
+      <w:pPr>
+        <w:rPr>
+          <w:sz w:val="48"/>
+          <w:szCs w:val="48"/>
+        </w:rPr>
+      </w:pPr>
+    </w:p>
+    <w:p>
+      <w:pPr>
+        <w:rPr>
+          <w:sz w:val="48"/>
+          <w:szCs w:val="48"/>
+        </w:rPr>
+      </w:pPr>
+    </w:p>
+    <w:p>
+      <w:pPr>
+        <w:rPr>
           <w:color w:val="FF0000"/>
           <w:sz w:val="48"/>
           <w:szCs w:val="48"/>
@@ -316,11 +307,12 @@
       </w:pPr>
       <w:r>
         <w:rPr>
+          <w:noProof/>
           <w:sz w:val="48"/>
           <w:szCs w:val="48"/>
         </w:rPr>
         <w:drawing>
-          <wp:anchor distT="0" distB="0" distL="114300" distR="114300" simplePos="0" relativeHeight="251658240" behindDoc="1" locked="0" layoutInCell="1" allowOverlap="1" wp14:anchorId="46E9A481" wp14:editId="2315F1B3">
+          <wp:anchor distT="0" distB="0" distL="114300" distR="114300" simplePos="0" relativeHeight="251657216" behindDoc="1" locked="0" layoutInCell="1" allowOverlap="1" wp14:anchorId="46E9A481" wp14:editId="60777895">
             <wp:simplePos x="0" y="0"/>
             <wp:positionH relativeFrom="column">
               <wp:posOffset>1905</wp:posOffset>
@@ -381,7 +373,6 @@
     <w:p>
       <w:pPr>
         <w:rPr>
-          <w:rFonts w:hint="cs"/>
           <w:sz w:val="48"/>
           <w:szCs w:val="48"/>
         </w:rPr>
